--- a/镜头设计_v3/script/分稿/00_总稿_v3.3_中英对照.docx
+++ b/镜头设计_v3/script/分稿/00_总稿_v3.3_中英对照.docx
@@ -58,7 +58,7 @@
         <w:pStyle w:val="ListBullet"/>
       </w:pPr>
       <w:r>
-        <w:t>出镜句：对着镜头，像在跟一个朋友解释一件很酷的事。每句拍 3 遍，选最自然的那遍。出镜句都在 19 个词以内，可以背下来。</w:t>
+        <w:t>出镜句：坐着，对着镜头，像在跟坐在对面的朋友聊天。每句拍 3 遍，选最自然的那遍。出镜句都在 19 个词以内，可以背下来。</w:t>
       </w:r>
     </w:p>
     <w:p>
@@ -120,7 +120,7 @@
         <w:pStyle w:val="ListBullet"/>
       </w:pPr>
       <w:r>
-        <w:t>地点：白墙前，人离墙 1.5–2 米（离得越远，墙越暗，后期越好处理）。</w:t>
+        <w:t>坐着拍：坐在桌前，桌面在画面最下面露出一点，画面从桌面到头顶上方一拳（中近景）。可以靠椅背，可以把手放桌上，放松。</w:t>
       </w:r>
     </w:p>
     <w:p>
@@ -128,7 +128,7 @@
         <w:pStyle w:val="ListBullet"/>
       </w:pPr>
       <w:r>
-        <w:t>机位：手机或相机横着拍，用三脚架，镜头和眼睛一样高；画面从胸口到头顶（中近景），人在画面正中。</w:t>
+        <w:t>地点：自己的书桌、宿舍或图书馆角落都行，不要白墙。人离身后的墙 1.5 米以上，背景自然就虚了。把乱的东西收一收；背景里不要出现别人的脸、名字、成绩单或证件。</w:t>
       </w:r>
     </w:p>
     <w:p>
@@ -136,7 +136,7 @@
         <w:pStyle w:val="ListBullet"/>
       </w:pPr>
       <w:r>
-        <w:t>灯光：只用一个主光，从侧前方 45° 照过来（白天对着窗户的侧面也可以）。关掉身后的灯，不要背对窗户。</w:t>
+        <w:t>灯光：白天坐在窗户侧面，让窗光从侧前方照到脸上（主光）。身后放一盏开着的暖色台灯或串灯，出现在画面里虚成一团暖光。关掉头顶的大灯，不要背对窗户。</w:t>
       </w:r>
     </w:p>
     <w:p>
@@ -144,7 +144,7 @@
         <w:pStyle w:val="ListBullet"/>
       </w:pPr>
       <w:r>
-        <w:t>衣服：纯色上衣（黑、白、灰都行），不要细条纹和小格子，不要大 logo。</w:t>
+        <w:t>机位：手机横着拍，三脚架或一摞书垫高都行，镜头和眼睛一样高。</w:t>
       </w:r>
     </w:p>
     <w:p>
@@ -152,7 +152,7 @@
         <w:pStyle w:val="ListBullet"/>
       </w:pPr>
       <w:r>
-        <w:t>帧率：全组统一 30 fps，开 4K 更好。</w:t>
+        <w:t>衣服：浅色或暖色纯色上衣（米色、浅灰、奶白、卫衣、毛衣都很好）。不要纯黑，黑色留给动画那边；不要细条纹、小格子、大 logo。</w:t>
       </w:r>
     </w:p>
     <w:p>
@@ -160,7 +160,15 @@
         <w:pStyle w:val="ListBullet"/>
       </w:pPr>
       <w:r>
-        <w:t>出镜句：每句拍 3 遍，正常语速说出来。手机录下的声音只当"参考音"，最后不用，但必须录，用来对口型。</w:t>
+        <w:t>帧率：全组统一 30 fps，能开 4K 就开。</w:t>
+      </w:r>
+    </w:p>
+    <w:p>
+      <w:pPr>
+        <w:pStyle w:val="ListBullet"/>
+      </w:pPr>
+      <w:r>
+        <w:t>出镜句：每句拍 3 遍，正常语速说出来。手机录的声音只当"参考音"，最后不用，但必须录，用来对口型。</w:t>
       </w:r>
     </w:p>
     <w:p>
@@ -176,7 +184,160 @@
         <w:pStyle w:val="ListBullet"/>
       </w:pPr>
       <w:r>
-        <w:t>只拍出镜句。画外音的部分画面上不出现人，只放动画和 3D，所以不用拍。</w:t>
+        <w:t>只拍出镜句。画外音部分画面上没有人，只有动画和 3D，不用拍。</w:t>
+      </w:r>
+    </w:p>
+    <w:p>
+      <w:pPr>
+        <w:pStyle w:val="ListBullet"/>
+      </w:pPr>
+      <w:r>
+        <w:t>后期我会做：把你们的画面调成暖色，加一圈像照片一样的纸边，放进黑底墨线的动画世界里。人暖、机器冷，这个反差就是全片的风格。</w:t>
+      </w:r>
+    </w:p>
+    <w:p>
+      <w:pPr>
+        <w:pStyle w:val="Heading1"/>
+      </w:pPr>
+      <w:r>
+        <w:rPr>
+          <w:rFonts w:ascii="Calibri" w:hAnsi="Calibri" w:eastAsia="微软雅黑"/>
+          <w:color w:val="000000"/>
+        </w:rPr>
+        <w:t>道具（不用买）</w:t>
+      </w:r>
+    </w:p>
+    <w:p>
+      <w:pPr>
+        <w:pStyle w:val="ListBullet"/>
+      </w:pPr>
+      <w:r>
+        <w:t>只用每个人手边就有的东西，不用买：手机、A4 纸和笔、一把自己的钥匙（宿舍或家门钥匙都行）、杯子、剪刀、笔记本。</w:t>
+      </w:r>
+    </w:p>
+    <w:p>
+      <w:pPr>
+        <w:pStyle w:val="ListBullet"/>
+      </w:pPr>
+      <w:r>
+        <w:t>其他东西（锁、奖杯、分子、路线图）都是后期画上去的墨线道具：你只要按指导做手势（摊开手掌、捏住、转手腕），我会把墨线画在你手上，跟着手动。</w:t>
+      </w:r>
+    </w:p>
+    <w:p>
+      <w:pPr>
+        <w:pStyle w:val="ListBullet"/>
+      </w:pPr>
+      <w:r>
+        <w:t>做手势时手要停在画面里，不要挡脸，动作慢一点，后期才贴得准。</w:t>
+      </w:r>
+    </w:p>
+    <w:p>
+      <w:pPr>
+        <w:pStyle w:val="Heading1"/>
+      </w:pPr>
+      <w:r>
+        <w:rPr>
+          <w:rFonts w:ascii="Calibri" w:hAnsi="Calibri" w:eastAsia="微软雅黑"/>
+          <w:color w:val="000000"/>
+        </w:rPr>
+        <w:t>对话段：尽量坐在一起拍</w:t>
+      </w:r>
+    </w:p>
+    <w:p>
+      <w:r>
+        <w:t>这几组是对话，最好两三个人坐在一起同框拍（并排坐在桌子同一边，或者斜对着坐），真的互相接话，比分开拍自然得多：</w:t>
+      </w:r>
+    </w:p>
+    <w:p>
+      <w:r>
+        <w:t>· 1-05 D → 1-06 B → 1-07 C（开场接话，三个人）</w:t>
+      </w:r>
+    </w:p>
+    <w:p>
+      <w:r>
+        <w:t>· 4-04 C → 4-05 B</w:t>
+      </w:r>
+    </w:p>
+    <w:p>
+      <w:r>
+        <w:t>· 4-11 D → 4-12 A</w:t>
+      </w:r>
+    </w:p>
+    <w:p>
+      <w:r>
+        <w:t>· 5-05 C → 5-06 B</w:t>
+      </w:r>
+    </w:p>
+    <w:p>
+      <w:r>
+        <w:t>· 6-04 D → 6-05 B</w:t>
+      </w:r>
+    </w:p>
+    <w:p>
+      <w:r>
+        <w:t>· 8-05 B → 8-06 D</w:t>
+      </w:r>
+    </w:p>
+    <w:p>
+      <w:r>
+        <w:t>· 8-07：A 说完这句后，四个人一起坐着对镜头笑一下或挥手，拍 5 秒，当片尾。</w:t>
+      </w:r>
+    </w:p>
+    <w:p>
+      <w:r>
+        <w:t>同框时说话的人看镜头说，另一个人看着说话的人、自然点头或笑。约不齐时间也没关系，就各自坐着单独拍，眼神朝向对方那一侧，后期剪成对话。</w:t>
+      </w:r>
+    </w:p>
+    <w:p>
+      <w:pPr>
+        <w:pStyle w:val="Heading1"/>
+      </w:pPr>
+      <w:r>
+        <w:rPr>
+          <w:rFonts w:ascii="Calibri" w:hAnsi="Calibri" w:eastAsia="微软雅黑"/>
+          <w:color w:val="000000"/>
+        </w:rPr>
+        <w:t>空镜（每人拍一点，剪辑时垫用）</w:t>
+      </w:r>
+    </w:p>
+    <w:p>
+      <w:pPr>
+        <w:pStyle w:val="ListBullet"/>
+      </w:pPr>
+      <w:r>
+        <w:t>坐着直视镜头 5 秒，不说话，自然眨眼。</w:t>
+      </w:r>
+    </w:p>
+    <w:p>
+      <w:pPr>
+        <w:pStyle w:val="ListBullet"/>
+      </w:pPr>
+      <w:r>
+        <w:t>低头在纸上写几个字，再抬头看镜头。</w:t>
+      </w:r>
+    </w:p>
+    <w:p>
+      <w:pPr>
+        <w:pStyle w:val="ListBullet"/>
+      </w:pPr>
+      <w:r>
+        <w:t>拿起杯子喝一口，放下，看镜头笑一下。</w:t>
+      </w:r>
+    </w:p>
+    <w:p>
+      <w:pPr>
+        <w:pStyle w:val="ListBullet"/>
+      </w:pPr>
+      <w:r>
+        <w:t>像在听旁边的人讲话，偶尔点头。</w:t>
+      </w:r>
+    </w:p>
+    <w:p>
+      <w:pPr>
+        <w:pStyle w:val="ListBullet"/>
+      </w:pPr>
+      <w:r>
+        <w:t>托着下巴看向画面一侧，像在想事情，然后转回镜头。</w:t>
       </w:r>
     </w:p>
     <w:p>
@@ -258,7 +419,7 @@
           <w:i/>
           <w:sz w:val="20"/>
         </w:rPr>
-        <w:t>出镜时你的画面占半屏，另一半会弹出图示（后期做，你不用管）。知道旁边会出现什么，可以帮你掌握说话的节奏和手势方向。</w:t>
+        <w:t>出镜时你的画面是一张暖色的“照片卡”，占半屏，另一半是黑底墨线图示（后期做，你不用管）。标【道具】的用手边的东西，标【后期】的是我画上去的。知道旁边会出现什么，可以帮你掌握说话的节奏和手势方向。</w:t>
       </w:r>
     </w:p>
     <w:tbl>
@@ -383,9 +544,9 @@
           </w:tcPr>
           <w:p>
             <w:r>
-              <w:t>动作：站定不动，第一句直接开口，不要先笑；说到 "about four people" 时稍微放慢，一字一顿。</w:t>
+              <w:t>动作：坐好，双手轻轻放在桌上，不动，直接开口，不要先笑；说到 "about four people" 时放慢，一字一顿。</w:t>
               <w:br/>
-              <w:t>表情和眼神：严肃、真诚，直视镜头，像在告诉朋友一件你刚知道、心里很沉的事。</w:t>
+              <w:t>表情和眼神：认真、平静，直视镜头，像在跟朋友说一件你刚知道、心里有点沉的事。不用演得悲伤。</w:t>
             </w:r>
           </w:p>
         </w:tc>
@@ -395,7 +556,7 @@
           </w:tcPr>
           <w:p>
             <w:r>
-              <w:t>Kurzgesagt 开场那种“先给你一个让人停下来的事实”，但由真人说出来。</w:t>
+              <w:t>朋友坐在你对面，放下手机说"你知道吗……"。</w:t>
             </w:r>
           </w:p>
         </w:tc>
@@ -454,9 +615,9 @@
           </w:tcPr>
           <w:p>
             <w:r>
-              <w:t>动作：说 "Here's the thing" 时微微前倾；"Just not good enough ones" 前停半拍，轻轻耸一下肩。</w:t>
+              <w:t>动作：说 "Here's the thing" 时身体往桌子方向微微前倾；"Just not good enough ones" 前停半拍，轻轻耸一下肩。</w:t>
               <w:br/>
-              <w:t>表情和眼神：从沉重转成“我们来聊聊”的语气，带一点无奈。</w:t>
+              <w:t>表情和眼神：从沉一点的语气转成"我们来聊聊"，带一点无奈的笑。</w:t>
             </w:r>
           </w:p>
         </w:tc>
@@ -466,7 +627,7 @@
           </w:tcPr>
           <w:p>
             <w:r>
-              <w:t>MKBHD 评测里那句“问题在于……”：先把关键点摆到你面前。</w:t>
+              <w:t>和室友吐槽"有是有，就是不太行"。</w:t>
             </w:r>
           </w:p>
         </w:tc>
@@ -525,9 +686,9 @@
           </w:tcPr>
           <w:p>
             <w:r>
-              <w:t>动作：像突然插话：身体往前探，手掌向上摊开；"So…" 后面停一拍。</w:t>
+              <w:t>动作：同框时坐在 B、C 旁边，转头看他们，像突然插话；手掌向上摊开，"So…" 后停一拍。</w:t>
               <w:br/>
-              <w:t>表情和眼神：好奇、带点挑战，眉毛抬起。</w:t>
+              <w:t>表情和眼神：好奇、有点不服，眉毛抬起。</w:t>
             </w:r>
           </w:p>
         </w:tc>
@@ -537,7 +698,7 @@
           </w:tcPr>
           <w:p>
             <w:r>
-              <w:t>朋友聊天时那种“那为什么不直接……？”的反问。</w:t>
+              <w:t>小组讨论时有人问"那干嘛不直接做个更好的？"。</w:t>
             </w:r>
           </w:p>
         </w:tc>
@@ -596,9 +757,9 @@
           </w:tcPr>
           <w:p>
             <w:r>
-              <w:t>动作：接 D 的话，先轻轻笑一下再开口，头微微一摇。</w:t>
+              <w:t>动作：看着 D 先笑一下，轻轻摇头，再转向镜头说。</w:t>
               <w:br/>
-              <w:t>表情和眼神：“你想得太简单了”的善意表情，眼睛有光。</w:t>
+              <w:t>表情和眼神："你想得太简单啦"的善意，眼睛带笑。</w:t>
             </w:r>
           </w:p>
         </w:tc>
@@ -608,7 +769,7 @@
           </w:tcPr>
           <w:p>
             <w:r>
-              <w:t>老朋友听到天真的问题时那种笑着摇头。</w:t>
+              <w:t>学长听到学弟问了个可爱的问题。</w:t>
             </w:r>
           </w:p>
         </w:tc>
@@ -667,9 +828,9 @@
           </w:tcPr>
           <w:p>
             <w:r>
-              <w:t>动作：说 "Like," 时手一摊，像在接话；"ten-to-seventeen-years" 一只手在身前慢慢拉出一段很长的距离，最后 "hard" 落重音。</w:t>
+              <w:t>动作：说 "Like," 时手一摊接话；"ten-to-seventeen-years" 一只手在桌面上方慢慢往外拉出一长段，最后 "hard" 落重音。【后期】手拉出去的地方长出墨线时间轴。</w:t>
               <w:br/>
-              <w:t>表情和眼神：带点夸张的认真，像在强调“真的有这么难”。</w:t>
+              <w:t>表情和眼神：先轻松接梗，最后一个词认真起来。</w:t>
             </w:r>
           </w:p>
         </w:tc>
@@ -679,7 +840,7 @@
           </w:tcPr>
           <w:p>
             <w:r>
-              <w:t>YouTube 讲解博主接梗的那种口气：先轻松，再把分量压下来。</w:t>
+              <w:t>朋友接话"对，就是难到那种程度"。</w:t>
             </w:r>
           </w:p>
         </w:tc>
@@ -738,9 +899,9 @@
           </w:tcPr>
           <w:p>
             <w:r>
-              <w:t>动作：站直，双手在身前轻轻打开，一字一句讲清楚研究问题，不赶。</w:t>
+              <w:t>动作：坐直一点，双手在桌上轻轻打开，一句一句讲清楚，不赶。</w:t>
               <w:br/>
-              <w:t>表情和眼神：认真、可信，像宣布“这期视频要回答的问题”。</w:t>
+              <w:t>表情和眼神：认真、可信，像在跟组员确认"我们到底要回答什么"。</w:t>
             </w:r>
           </w:p>
         </w:tc>
@@ -750,7 +911,7 @@
           </w:tcPr>
           <w:p>
             <w:r>
-              <w:t>科普频道开头那句“今天我们要搞清楚的是……”。</w:t>
+              <w:t>小组会上把问题写到白板前先念一遍。</w:t>
             </w:r>
           </w:p>
         </w:tc>
@@ -809,9 +970,9 @@
           </w:tcPr>
           <w:p>
             <w:r>
-              <w:t>动作：说 "two objectives" 时竖起两根手指，干脆。</w:t>
+              <w:t>动作：【道具】面前一张 A4 纸。说 "two objectives" 时拿笔在纸上写下"1""2"，抬头看镜头。</w:t>
               <w:br/>
-              <w:t>表情和眼神：自信，嘴角带一点笑。</w:t>
+              <w:t>表情和眼神：有条理，嘴角带一点笑。</w:t>
             </w:r>
           </w:p>
         </w:tc>
@@ -821,7 +982,7 @@
           </w:tcPr>
           <w:p>
             <w:r>
-              <w:t>老师说“今天就讲两点”。</w:t>
+              <w:t>开会时"好，就两件事"。</w:t>
             </w:r>
           </w:p>
         </w:tc>
@@ -880,9 +1041,9 @@
           </w:tcPr>
           <w:p>
             <w:r>
-              <w:t>动作：说 "Okay." 时双手轻轻一拍或一合，像要开始讲故事；"picture a lock and a key" 时做一个拧钥匙的小动作。</w:t>
+              <w:t>动作：【道具】手里拿着自己的钥匙。说 "Okay." 时把钥匙举到脸旁边；"picture a lock and a key" 时轻轻晃一下钥匙。【后期】旁边画出一把墨线锁。</w:t>
               <w:br/>
-              <w:t>表情和眼神：放松、带点神秘，像要给你看一个小魔术。</w:t>
+              <w:t>表情和眼神：放松、带点神秘，像要给你变个小魔术。</w:t>
             </w:r>
           </w:p>
         </w:tc>
@@ -892,7 +1053,7 @@
           </w:tcPr>
           <w:p>
             <w:r>
-              <w:t>星球研究所那种“先给你一个画面”的开场。</w:t>
+              <w:t>朋友掏出一样东西说"你看这个"。</w:t>
             </w:r>
           </w:p>
         </w:tc>
@@ -951,9 +1112,9 @@
           </w:tcPr>
           <w:p>
             <w:r>
-              <w:t>动作：说 "a strong suspect" 时眯一下眼；"a lock worth trying" 时轻轻点头。</w:t>
+              <w:t>动作：手肘撑在桌上，说 "a strong suspect" 时眯一下眼；"a lock worth trying" 时轻轻点头。</w:t>
               <w:br/>
-              <w:t>表情和眼神：像侦探锁定嫌疑人：谨慎但有把握。</w:t>
+              <w:t>表情和眼神：像在讨论推理剧：谨慎但有把握。</w:t>
             </w:r>
           </w:p>
         </w:tc>
@@ -963,7 +1124,7 @@
           </w:tcPr>
           <w:p>
             <w:r>
-              <w:t>侦探片推理到关键处的笃定。</w:t>
+              <w:t>和朋友聊推理剧"我觉得就是他"。</w:t>
             </w:r>
           </w:p>
         </w:tc>
@@ -1022,9 +1183,9 @@
           </w:tcPr>
           <w:p>
             <w:r>
-              <w:t>动作：只开一边的灯；说到 "in the dark" 时视线从镜头移开，再慢慢移回来。</w:t>
+              <w:t>动作：身体往后靠回椅背；说到 "in the dark" 时视线从镜头移开，再慢慢移回来。后期会把背景压暗，只留台灯那团光。</w:t>
               <w:br/>
-              <w:t>表情和眼神：压低声音，制造悬念。</w:t>
+              <w:t>表情和眼神：压低声音，制造悬念，但还是在聊天，不是演恐怖片。</w:t>
             </w:r>
           </w:p>
         </w:tc>
@@ -1034,7 +1195,7 @@
           </w:tcPr>
           <w:p>
             <w:r>
-              <w:t>悬疑片预告片里那句“可是……”。</w:t>
+              <w:t>深夜宿舍里讲"可是问题来了……"。</w:t>
             </w:r>
           </w:p>
         </w:tc>
@@ -1093,7 +1254,7 @@
           </w:tcPr>
           <w:p>
             <w:r>
-              <w:t>动作：像在问身边的 B：头微微转向画面一侧，再看回镜头；说得很短、很快。</w:t>
+              <w:t>动作：同框时转头看着 B 问，问完看回镜头；说得很短、很快。</w:t>
               <w:br/>
               <w:t>表情和眼神：真心好奇，等答案。</w:t>
             </w:r>
@@ -1105,7 +1266,7 @@
           </w:tcPr>
           <w:p>
             <w:r>
-              <w:t>听朋友讲故事讲到一半，忍不住问“然后呢？”。</w:t>
+              <w:t>听朋友讲故事讲到一半，忍不住问"然后呢？"。</w:t>
             </w:r>
           </w:p>
         </w:tc>
@@ -1164,9 +1325,9 @@
           </w:tcPr>
           <w:p>
             <w:r>
-              <w:t>动作：说 "They cut the tail off" 时一只手做剪刀剪下去的动作；后两句一句一顿。</w:t>
+              <w:t>动作：【道具】一张纸条和剪刀：说 "They cut the tail off" 时咔嚓剪下纸条一端，让它掉在桌上（没有剪刀就用两根手指比剪刀）。后两句一句一顿。</w:t>
               <w:br/>
-              <w:t>表情和眼神：肯定、有点得意：人还是要把关。</w:t>
+              <w:t>表情和眼神：肯定，有点得意：人还是要把关。</w:t>
             </w:r>
           </w:p>
         </w:tc>
@@ -1176,7 +1337,7 @@
           </w:tcPr>
           <w:p>
             <w:r>
-              <w:t>体育解说员讲关键一判：“这一下，判断对了。”</w:t>
+              <w:t>朋友讲到"关键是这一下"时的得意。</w:t>
             </w:r>
           </w:p>
         </w:tc>
@@ -1235,9 +1396,9 @@
           </w:tcPr>
           <w:p>
             <w:r>
-              <w:t>动作：前半句平稳站着；说 "at light speed" 时一只手从身前快速往外一扬。</w:t>
+              <w:t>动作：前半句坐稳；说 "at light speed" 时一只手从桌面上方快速往外一扬。【后期】手扬出去的方向拖出一道青色光迹。</w:t>
               <w:br/>
-              <w:t>表情和眼神：全片核心句：自信、兴奋，眼睛有光。</w:t>
+              <w:t>表情和眼神：全片核心句：真诚、有点兴奋，眼睛有光。</w:t>
             </w:r>
           </w:p>
         </w:tc>
@@ -1247,7 +1408,7 @@
           </w:tcPr>
           <w:p>
             <w:r>
-              <w:t>MKBHD / 发布会讲者揭晓最重要那一点的语气和手势。</w:t>
+              <w:t>跟朋友分享你最近搞懂的一件很酷的事。</w:t>
             </w:r>
           </w:p>
         </w:tc>
@@ -1306,7 +1467,7 @@
           </w:tcPr>
           <w:p>
             <w:r>
-              <w:t>动作：像突然打断：一只手举起，掌心朝前，眉毛挑高。</w:t>
+              <w:t>动作：同框时转向 A，一只手举起，掌心朝前，眉毛挑高。</w:t>
               <w:br/>
               <w:t>表情和眼神：惊讶、半信半疑。</w:t>
             </w:r>
@@ -1318,7 +1479,7 @@
           </w:tcPr>
           <w:p>
             <w:r>
-              <w:t>朋友听到离谱的消息时那句“等一下，所以……？”</w:t>
+              <w:t>听到离谱消息时那句"等一下，所以……？"。</w:t>
             </w:r>
           </w:p>
         </w:tc>
@@ -1377,9 +1538,9 @@
           </w:tcPr>
           <w:p>
             <w:r>
-              <w:t>动作：先轻轻摇头说 "Not quite"；后两句双手抱胸或一只手轻轻往下压，像在说“别急”。</w:t>
+              <w:t>动作：先看着 D 笑着摇头说 "Not quite"；后两句转向镜头，一只手轻轻往下压，像在说"别急"。</w:t>
               <w:br/>
-              <w:t>表情和眼神：冷静、清醒，有点像在纠正朋友但不扫兴。</w:t>
+              <w:t>表情和眼神：冷静、清醒，像在纠正朋友但不扫兴。</w:t>
             </w:r>
           </w:p>
         </w:tc>
@@ -1389,7 +1550,7 @@
           </w:tcPr>
           <w:p>
             <w:r>
-              <w:t>科学家接受采访时说“这还得实验说了算”。</w:t>
+              <w:t>学霸跟你说"这个还不能这么下结论"。</w:t>
             </w:r>
           </w:p>
         </w:tc>
@@ -1448,7 +1609,7 @@
           </w:tcPr>
           <w:p>
             <w:r>
-              <w:t>动作：说 "Six of them barely held on" 时轻轻摇头；"But one stood out" 停一下，表情亮起来；"Its name?" 停一拍，再一字一顿说 "001"。</w:t>
+              <w:t>动作：【道具】提前在 A4 纸上写好大大的"001"，扣在桌上。说 "Six of them barely held on" 时轻轻摇头；"But one stood out" 停一下；"Its name?" 停一拍，把纸翻过来举到脸旁边说 "001"。</w:t>
               <w:br/>
               <w:t>表情和眼神：从失望到惊喜。</w:t>
             </w:r>
@@ -1460,7 +1621,7 @@
           </w:tcPr>
           <w:p>
             <w:r>
-              <w:t>颁奖嘉宾拆信封、念名字前的那一拍停顿。</w:t>
+              <w:t>抽奖时翻开最后一张卡片。</w:t>
             </w:r>
           </w:p>
         </w:tc>
@@ -1519,9 +1680,9 @@
           </w:tcPr>
           <w:p>
             <w:r>
-              <w:t>动作：几乎不动；说完低下视线，停两秒再抬头。</w:t>
+              <w:t>动作：【道具】手里拿钥匙，在面前做插进去、拧的动作，拧到一半停住、抖一下。说完放下手，低下视线，停两秒再抬头。【后期】钥匙周围画出墨线锁。</w:t>
               <w:br/>
-              <w:t>表情和眼神：全片最低的一刻：失落、沉下来，不要演得太夸张。</w:t>
+              <w:t>表情和眼神：全片最低的一刻：失落、安静，不要演得太夸张。</w:t>
             </w:r>
           </w:p>
         </w:tc>
@@ -1531,7 +1692,7 @@
           </w:tcPr>
           <w:p>
             <w:r>
-              <w:t>比赛差一点赢、最后没成功时的那种安静。</w:t>
+              <w:t>考试差一分没过时的那种安静。</w:t>
             </w:r>
           </w:p>
         </w:tc>
@@ -1590,9 +1751,9 @@
           </w:tcPr>
           <w:p>
             <w:r>
-              <w:t>动作：像在轻声问 C：语气往下走，最后 "Back to square one?" 稍微抬一下眉。</w:t>
+              <w:t>动作：同框时看着 C，轻声问；"Back to square one?" 稍微抬一下眉。</w:t>
               <w:br/>
-              <w:t>表情和眼神：担心、替团队着急。</w:t>
+              <w:t>表情和眼神：担心、替她着急。</w:t>
             </w:r>
           </w:p>
         </w:tc>
@@ -1602,7 +1763,7 @@
           </w:tcPr>
           <w:p>
             <w:r>
-              <w:t>队友输了一局后小声问“就这样了？”</w:t>
+              <w:t>朋友输了比赛后小声问"就这样了？"。</w:t>
             </w:r>
           </w:p>
         </w:tc>
@@ -1661,9 +1822,9 @@
           </w:tcPr>
           <w:p>
             <w:r>
-              <w:t>动作：先停一拍（不说话、直视镜头），然后干脆地说出来；说完可以笑。</w:t>
+              <w:t>动作：【道具】同一把钥匙。先停一拍（不说话、看镜头），然后把钥匙干脆地拧到底，说出这句；说完可以笑。【后期】墨线锁亮起来。</w:t>
               <w:br/>
-              <w:t>表情和眼神：全片最高的一刻：释放、骄傲，但克制。</w:t>
+              <w:t>表情和眼神：全片最高的一刻：释放、开心，但克制。</w:t>
             </w:r>
           </w:p>
         </w:tc>
@@ -1673,7 +1834,7 @@
           </w:tcPr>
           <w:p>
             <w:r>
-              <w:t>体育比赛绝杀后，解说员那句短而有力的话。</w:t>
+              <w:t>收到好消息时忍住不叫出来、只是笑。</w:t>
             </w:r>
           </w:p>
         </w:tc>
@@ -1732,9 +1893,9 @@
           </w:tcPr>
           <w:p>
             <w:r>
-              <w:t>动作：说 "Millions" 时双手张开很大；"Here?" 停一拍；"Thirteen made" 双手收拢到很小，像捧着一点点东西。</w:t>
+              <w:t>动作：说 "Millions" 时双手在桌面上方张得很开；"Here?" 停一拍；"Thirteen made" 双手收拢成捧着一点点东西。【后期】手里是 13 个小点。</w:t>
               <w:br/>
-              <w:t>表情和眼神：有力、带点得意，让反差落地。</w:t>
+              <w:t>表情和眼神：有力，带点得意，让反差落地。</w:t>
             </w:r>
           </w:p>
         </w:tc>
@@ -1744,7 +1905,7 @@
           </w:tcPr>
           <w:p>
             <w:r>
-              <w:t>MKBHD 对比两代产品时“以前是这样，现在是这样”的手势。</w:t>
+              <w:t>跟朋友比划"以前要这——么多，现在就这么点"。</w:t>
             </w:r>
           </w:p>
         </w:tc>
@@ -1803,9 +1964,9 @@
           </w:tcPr>
           <w:p>
             <w:r>
-              <w:t>动作：像在听 D 说完后的反应：先短促地笑一声，再摇头说出来。</w:t>
+              <w:t>动作：同框时听 D 说完，先短促地笑一声，看看 D，再摇头说出来。</w:t>
               <w:br/>
-              <w:t>表情和眼神：真心觉得不可思议，但不夸张。</w:t>
+              <w:t>表情和眼神：真心觉得不可思议。</w:t>
             </w:r>
           </w:p>
         </w:tc>
@@ -1815,7 +1976,7 @@
           </w:tcPr>
           <w:p>
             <w:r>
-              <w:t>朋友看到惊人数据时那句“这也太夸张了吧”。</w:t>
+              <w:t>朋友看到惊人数据时那句"这也太夸张了吧"。</w:t>
             </w:r>
           </w:p>
         </w:tc>
@@ -1874,7 +2035,7 @@
           </w:tcPr>
           <w:p>
             <w:r>
-              <w:t>动作：站稳，说 "weeks, not years" 时轻轻点头加重。</w:t>
+              <w:t>动作：坐稳，说 "weeks, not years" 时轻轻点头加重。</w:t>
               <w:br/>
               <w:t>表情和眼神：平静的自信。</w:t>
             </w:r>
@@ -1886,7 +2047,7 @@
           </w:tcPr>
           <w:p>
             <w:r>
-              <w:t>项目汇报的结论句。</w:t>
+              <w:t>小组汇报最后一页的结论。</w:t>
             </w:r>
           </w:p>
         </w:tc>
@@ -1945,7 +2106,7 @@
           </w:tcPr>
           <w:p>
             <w:r>
-              <w:t>动作：说 "three things" 时竖起三根手指。</w:t>
+              <w:t>动作：【道具】面前笔记本。说 "three things" 时竖起三根手指，或在本子上写 1、2、3。</w:t>
               <w:br/>
               <w:t>表情和眼神：往前看，语气上扬。</w:t>
             </w:r>
@@ -1957,7 +2118,7 @@
           </w:tcPr>
           <w:p>
             <w:r>
-              <w:t>教练布置下一步计划。</w:t>
+              <w:t>和组员定下周计划。</w:t>
             </w:r>
           </w:p>
         </w:tc>
@@ -2016,7 +2177,7 @@
           </w:tcPr>
           <w:p>
             <w:r>
-              <w:t>动作：深吸一口气，看镜头，像要揭晓答案。</w:t>
+              <w:t>动作：把手里的东西放下，双手放桌上，深吸一口气，看镜头。</w:t>
               <w:br/>
               <w:t>表情和眼神：郑重、平静，带一点期待。</w:t>
             </w:r>
@@ -2028,7 +2189,7 @@
           </w:tcPr>
           <w:p>
             <w:r>
-              <w:t>科普视频结尾那句“好，回到一开始的问题”。</w:t>
+              <w:t>聊了很久之后说"好，说回正题"。</w:t>
             </w:r>
           </w:p>
         </w:tc>
@@ -2087,7 +2248,7 @@
           </w:tcPr>
           <w:p>
             <w:r>
-              <w:t>动作：比其他句多停一拍再开口；全程几乎不动，三句话之间各停半拍。</w:t>
+              <w:t>动作：几乎不动；比其他句多停一拍再开口，三句话之间各停半拍。</w:t>
               <w:br/>
               <w:t>表情和眼神：真诚、平静，不是道歉，是诚实。</w:t>
             </w:r>
@@ -2099,7 +2260,7 @@
           </w:tcPr>
           <w:p>
             <w:r>
-              <w:t>医生跟病人讲清楚“现在能做到哪一步”。</w:t>
+              <w:t>跟家人认真解释"现在能做到哪一步"。</w:t>
             </w:r>
           </w:p>
         </w:tc>
@@ -2158,9 +2319,9 @@
           </w:tcPr>
           <w:p>
             <w:r>
-              <w:t>动作：一只手举起，像拿着手机在看新闻标题；眉毛挑一下。</w:t>
+              <w:t>动作：【道具】拿起自己的手机，屏幕朝镜头举到脸旁边（屏幕随便亮着什么都行）；眉毛挑一下。【后期】屏幕换成墨线新闻标题。</w:t>
               <w:br/>
-              <w:t>表情和眼神：略带调侃，像在提醒观众。</w:t>
+              <w:t>表情和眼神：略带调侃，像在提醒朋友。</w:t>
             </w:r>
           </w:p>
         </w:tc>
@@ -2170,7 +2331,7 @@
           </w:tcPr>
           <w:p>
             <w:r>
-              <w:t>朋友分享一条夸张新闻时的语气。</w:t>
+              <w:t>朋友把手机怼到你面前"你看这个标题"。</w:t>
             </w:r>
           </w:p>
         </w:tc>
@@ -2229,9 +2390,9 @@
           </w:tcPr>
           <w:p>
             <w:r>
-              <w:t>动作：接 B 的话，手指在空中从左到右点五下，对应 computer, protein, cells, animals, patients。</w:t>
+              <w:t>动作：同框时接 B 的话，手指在桌面上方从左到右点五下，对应 computer, protein, cells, animals, patients。【后期】手指点到的地方依次亮起一站。</w:t>
               <w:br/>
-              <w:t>表情和眼神：像在教观众一个小技巧，友好。</w:t>
+              <w:t>表情和眼神：像在教朋友一个小技巧，友好。</w:t>
             </w:r>
           </w:p>
         </w:tc>
@@ -2241,7 +2402,7 @@
           </w:tcPr>
           <w:p>
             <w:r>
-              <w:t>老师在黑板上一项项点过去。</w:t>
+              <w:t>同学给你讲题时一项项点过去。</w:t>
             </w:r>
           </w:p>
         </w:tc>
@@ -2300,7 +2461,7 @@
           </w:tcPr>
           <w:p>
             <w:r>
-              <w:t>动作：前两句站定、直视镜头；说 "Thanks for watching" 时放松下来，微笑点头。</w:t>
+              <w:t>动作：前两句坐稳、直视镜头；说 "Thanks for watching" 时放松，微笑点头。接着四个人一起入画（见同框说明），对镜头笑一下或挥手。</w:t>
               <w:br/>
               <w:t>表情和眼神：收得稳，最后一句要温暖。</w:t>
             </w:r>
@@ -2312,7 +2473,7 @@
           </w:tcPr>
           <w:p>
             <w:r>
-              <w:t>YouTube 频道主持人的结尾。</w:t>
+              <w:t>视频结尾大家凑过来一起说拜拜。</w:t>
             </w:r>
           </w:p>
         </w:tc>

--- a/镜头设计_v3/script/分稿/00_总稿_v3.3_中英对照.docx
+++ b/镜头设计_v3/script/分稿/00_总稿_v3.3_中英对照.docx
@@ -120,7 +120,7 @@
         <w:pStyle w:val="ListBullet"/>
       </w:pPr>
       <w:r>
-        <w:t>坐着拍：坐在桌前，桌面在画面最下面露出一点，画面从桌面到头顶上方一拳（中近景）。可以靠椅背，可以把手放桌上，放松。</w:t>
+        <w:t>一个人、一部手机、十分钟就能拍完：每个人自己找时间单独拍，不用约人，不用有人掌机。</w:t>
       </w:r>
     </w:p>
     <w:p>
@@ -128,7 +128,7 @@
         <w:pStyle w:val="ListBullet"/>
       </w:pPr>
       <w:r>
-        <w:t>地点：自己的书桌、宿舍或图书馆角落都行，不要白墙。人离身后的墙 1.5 米以上，背景自然就虚了。把乱的东西收一收；背景里不要出现别人的脸、名字、成绩单或证件。</w:t>
+        <w:t>坐着拍：手机横着，用前置摄像头（能看到自己），靠在一摞书或水杯上，镜头和眼睛差不多高。画面从胸口到头顶。</w:t>
       </w:r>
     </w:p>
     <w:p>
@@ -136,7 +136,7 @@
         <w:pStyle w:val="ListBullet"/>
       </w:pPr>
       <w:r>
-        <w:t>灯光：白天坐在窗户侧面，让窗光从侧前方照到脸上（主光）。身后放一盏开着的暖色台灯或串灯，出现在画面里虚成一团暖光。关掉头顶的大灯，不要背对窗户。</w:t>
+        <w:t>地点：自己的书桌或宿舍就行，不用收拾得很好看，背景里别出现别人的脸、名字或证件就行。</w:t>
       </w:r>
     </w:p>
     <w:p>
@@ -144,7 +144,7 @@
         <w:pStyle w:val="ListBullet"/>
       </w:pPr>
       <w:r>
-        <w:t>机位：手机横着拍，三脚架或一摞书垫高都行，镜头和眼睛一样高。</w:t>
+        <w:t>光：白天坐在窗户旁边，脸朝窗户侧面。不要背对窗户。有台灯就开着放在身后，没有也没关系。</w:t>
       </w:r>
     </w:p>
     <w:p>
@@ -152,7 +152,7 @@
         <w:pStyle w:val="ListBullet"/>
       </w:pPr>
       <w:r>
-        <w:t>衣服：浅色或暖色纯色上衣（米色、浅灰、奶白、卫衣、毛衣都很好）。不要纯黑，黑色留给动画那边；不要细条纹、小格子、大 logo。</w:t>
+        <w:t>衣服：随便穿，浅色更好，避开细条纹和小格子。</w:t>
       </w:r>
     </w:p>
     <w:p>
@@ -160,7 +160,7 @@
         <w:pStyle w:val="ListBullet"/>
       </w:pPr>
       <w:r>
-        <w:t>帧率：全组统一 30 fps，能开 4K 就开。</w:t>
+        <w:t>出镜句：每句说 3 遍，选最顺的那遍。开拍前拍一下手（拍板），方便后期对齐。手机录的声音只当参考，必须录，用来对口型。</w:t>
       </w:r>
     </w:p>
     <w:p>
@@ -168,7 +168,7 @@
         <w:pStyle w:val="ListBullet"/>
       </w:pPr>
       <w:r>
-        <w:t>出镜句：每句拍 3 遍，正常语速说出来。手机录的声音只当"参考音"，最后不用，但必须录，用来对口型。</w:t>
+        <w:t>说错、笑场都没事，接着再说一遍，不用停。</w:t>
       </w:r>
     </w:p>
     <w:p>
@@ -176,7 +176,7 @@
         <w:pStyle w:val="ListBullet"/>
       </w:pPr>
       <w:r>
-        <w:t>每句开拍前拍一下手（拍板），方便后期对齐。</w:t>
+        <w:t>只拍出镜句。画外音部分画面上没有人，不用拍。</w:t>
       </w:r>
     </w:p>
     <w:p>
@@ -184,15 +184,7 @@
         <w:pStyle w:val="ListBullet"/>
       </w:pPr>
       <w:r>
-        <w:t>只拍出镜句。画外音部分画面上没有人，只有动画和 3D，不用拍。</w:t>
-      </w:r>
-    </w:p>
-    <w:p>
-      <w:pPr>
-        <w:pStyle w:val="ListBullet"/>
-      </w:pPr>
-      <w:r>
-        <w:t>后期我会做：把你们的画面调成暖色，加一圈像照片一样的纸边，放进黑底墨线的动画世界里。人暖、机器冷，这个反差就是全片的风格。</w:t>
+        <w:t>调色、暖光、照片纸边、墨线道具都是后期我来做。你们只要把句子自然地说出来。</w:t>
       </w:r>
     </w:p>
     <w:p>
@@ -204,7 +196,7 @@
           <w:rFonts w:ascii="Calibri" w:hAnsi="Calibri" w:eastAsia="微软雅黑"/>
           <w:color w:val="000000"/>
         </w:rPr>
-        <w:t>道具（不用买）</w:t>
+        <w:t>道具（不用准备）</w:t>
       </w:r>
     </w:p>
     <w:p>
@@ -212,7 +204,7 @@
         <w:pStyle w:val="ListBullet"/>
       </w:pPr>
       <w:r>
-        <w:t>只用每个人手边就有的东西，不用买：手机、A4 纸和笔、一把自己的钥匙（宿舍或家门钥匙都行）、杯子、剪刀、笔记本。</w:t>
+        <w:t>不用准备任何道具。所有道具（锁、钥匙、剪刀、手机屏幕、数字）都是后期画上去的墨线，你只要按指导做手势。</w:t>
       </w:r>
     </w:p>
     <w:p>
@@ -220,7 +212,7 @@
         <w:pStyle w:val="ListBullet"/>
       </w:pPr>
       <w:r>
-        <w:t>其他东西（锁、奖杯、分子、路线图）都是后期画上去的墨线道具：你只要按指导做手势（摊开手掌、捏住、转手腕），我会把墨线画在你手上，跟着手动。</w:t>
+        <w:t>手边刚好有钥匙、手机、纸笔，想拿就拿着，没有就空手做动作，效果一样。</w:t>
       </w:r>
     </w:p>
     <w:p>
@@ -228,7 +220,7 @@
         <w:pStyle w:val="ListBullet"/>
       </w:pPr>
       <w:r>
-        <w:t>做手势时手要停在画面里，不要挡脸，动作慢一点，后期才贴得准。</w:t>
+        <w:t>做手势时手停在画面里、别挡脸，动作慢一点，后期才贴得准。</w:t>
       </w:r>
     </w:p>
     <w:p>
@@ -240,52 +232,27 @@
           <w:rFonts w:ascii="Calibri" w:hAnsi="Calibri" w:eastAsia="微软雅黑"/>
           <w:color w:val="000000"/>
         </w:rPr>
-        <w:t>对话段：尽量坐在一起拍</w:t>
+        <w:t>对话段：各拍各的，后期剪到一起</w:t>
       </w:r>
     </w:p>
     <w:p>
       <w:r>
-        <w:t>这几组是对话，最好两三个人坐在一起同框拍（并排坐在桌子同一边，或者斜对着坐），真的互相接话，比分开拍自然得多：</w:t>
+        <w:t>所有句子都是一个人单独拍。几段对话（1-05/06/07、4-04/05、4-11/12、5-05/06、6-04/05、8-05/06）后期剪成你一句我一句。</w:t>
       </w:r>
     </w:p>
     <w:p>
       <w:r>
-        <w:t>· 1-05 D → 1-06 B → 1-07 C（开场接话，三个人）</w:t>
+        <w:t>问别人的那句：眼神先看向画面一侧（假装那边坐着对方），问完再看回镜头。A、C 往右看，B、D 往左看。</w:t>
       </w:r>
     </w:p>
     <w:p>
       <w:r>
-        <w:t>· 4-04 C → 4-05 B</w:t>
+        <w:t>接话的那句：先往同一侧看一眼、笑一下，再看镜头说。</w:t>
       </w:r>
     </w:p>
     <w:p>
       <w:r>
-        <w:t>· 4-11 D → 4-12 A</w:t>
-      </w:r>
-    </w:p>
-    <w:p>
-      <w:r>
-        <w:t>· 5-05 C → 5-06 B</w:t>
-      </w:r>
-    </w:p>
-    <w:p>
-      <w:r>
-        <w:t>· 6-04 D → 6-05 B</w:t>
-      </w:r>
-    </w:p>
-    <w:p>
-      <w:r>
-        <w:t>· 8-05 B → 8-06 D</w:t>
-      </w:r>
-    </w:p>
-    <w:p>
-      <w:r>
-        <w:t>· 8-07：A 说完这句后，四个人一起坐着对镜头笑一下或挥手，拍 5 秒，当片尾。</w:t>
-      </w:r>
-    </w:p>
-    <w:p>
-      <w:r>
-        <w:t>同框时说话的人看镜头说，另一个人看着说话的人、自然点头或笑。约不齐时间也没关系，就各自坐着单独拍，眼神朝向对方那一侧，后期剪成对话。</w:t>
+        <w:t>片尾：四个人各自拍 5 秒对镜头笑一下或挥手，后期拼成四宫格。</w:t>
       </w:r>
     </w:p>
     <w:p>
@@ -419,7 +386,7 @@
           <w:i/>
           <w:sz w:val="20"/>
         </w:rPr>
-        <w:t>出镜时你的画面是一张暖色的“照片卡”，占半屏，另一半是黑底墨线图示（后期做，你不用管）。标【道具】的用手边的东西，标【后期】的是我画上去的。知道旁边会出现什么，可以帮你掌握说话的节奏和手势方向。</w:t>
+        <w:t>出镜时你的画面是一张暖色的“照片卡”，占半屏，另一半是黑底墨线图示（后期做，你不用管）。标【后期】的是我画上去的，你只要做手势。知道旁边会出现什么，可以帮你掌握说话的节奏和手势方向。</w:t>
       </w:r>
     </w:p>
     <w:tbl>
@@ -686,7 +653,7 @@
           </w:tcPr>
           <w:p>
             <w:r>
-              <w:t>动作：同框时坐在 B、C 旁边，转头看他们，像突然插话；手掌向上摊开，"So…" 后停一拍。</w:t>
+              <w:t>动作：眼神先看向画面左侧（假装 B、C 在那边），像突然插话；手掌向上摊开，"So…" 后停一拍。</w:t>
               <w:br/>
               <w:t>表情和眼神：好奇、有点不服，眉毛抬起。</w:t>
             </w:r>
@@ -757,7 +724,7 @@
           </w:tcPr>
           <w:p>
             <w:r>
-              <w:t>动作：看着 D 先笑一下，轻轻摇头，再转向镜头说。</w:t>
+              <w:t>动作：先往画面右侧看一眼（假装 D 在那边）、笑一下，轻轻摇头，再看镜头说。</w:t>
               <w:br/>
               <w:t>表情和眼神："你想得太简单啦"的善意，眼睛带笑。</w:t>
             </w:r>
@@ -970,7 +937,7 @@
           </w:tcPr>
           <w:p>
             <w:r>
-              <w:t>动作：【道具】面前一张 A4 纸。说 "two objectives" 时拿笔在纸上写下"1""2"，抬头看镜头。</w:t>
+              <w:t>动作：说 "two objectives" 时竖起两根手指。【后期】手边写出"1""2"。</w:t>
               <w:br/>
               <w:t>表情和眼神：有条理，嘴角带一点笑。</w:t>
             </w:r>
@@ -1041,7 +1008,7 @@
           </w:tcPr>
           <w:p>
             <w:r>
-              <w:t>动作：【道具】手里拿着自己的钥匙。说 "Okay." 时把钥匙举到脸旁边；"picture a lock and a key" 时轻轻晃一下钥匙。【后期】旁边画出一把墨线锁。</w:t>
+              <w:t>动作：说 "Okay." 时举起一只手，像捏着一把钥匙（有钥匙就拿真的）；"picture a lock and a key" 时轻轻晃一下。【后期】手里画出墨线钥匙，旁边画出一把墨线锁。</w:t>
               <w:br/>
               <w:t>表情和眼神：放松、带点神秘，像要给你变个小魔术。</w:t>
             </w:r>
@@ -1254,7 +1221,7 @@
           </w:tcPr>
           <w:p>
             <w:r>
-              <w:t>动作：同框时转头看着 B 问，问完看回镜头；说得很短、很快。</w:t>
+              <w:t>动作：眼神看向画面右侧问（假装 B 在那边），问完看回镜头；说得很短、很快。</w:t>
               <w:br/>
               <w:t>表情和眼神：真心好奇，等答案。</w:t>
             </w:r>
@@ -1325,7 +1292,7 @@
           </w:tcPr>
           <w:p>
             <w:r>
-              <w:t>动作：【道具】一张纸条和剪刀：说 "They cut the tail off" 时咔嚓剪下纸条一端，让它掉在桌上（没有剪刀就用两根手指比剪刀）。后两句一句一顿。</w:t>
+              <w:t>动作：说 "They cut the tail off" 时两根手指比剪刀，咔嚓剪一下。【后期】墨线剪刀和掉下去的尾巴。后两句一句一顿。</w:t>
               <w:br/>
               <w:t>表情和眼神：肯定，有点得意：人还是要把关。</w:t>
             </w:r>
@@ -1467,7 +1434,7 @@
           </w:tcPr>
           <w:p>
             <w:r>
-              <w:t>动作：同框时转向 A，一只手举起，掌心朝前，眉毛挑高。</w:t>
+              <w:t>动作：眼神看向画面左侧（假装 A 在那边），一只手举起，掌心朝前，眉毛挑高。</w:t>
               <w:br/>
               <w:t>表情和眼神：惊讶、半信半疑。</w:t>
             </w:r>
@@ -1538,7 +1505,7 @@
           </w:tcPr>
           <w:p>
             <w:r>
-              <w:t>动作：先看着 D 笑着摇头说 "Not quite"；后两句转向镜头，一只手轻轻往下压，像在说"别急"。</w:t>
+              <w:t>动作：先往画面右侧看一眼，笑着摇头说 "Not quite"；后两句看镜头，一只手轻轻往下压，像在说"别急"。</w:t>
               <w:br/>
               <w:t>表情和眼神：冷静、清醒，像在纠正朋友但不扫兴。</w:t>
             </w:r>
@@ -1609,7 +1576,7 @@
           </w:tcPr>
           <w:p>
             <w:r>
-              <w:t>动作：【道具】提前在 A4 纸上写好大大的"001"，扣在桌上。说 "Six of them barely held on" 时轻轻摇头；"But one stood out" 停一下；"Its name?" 停一拍，把纸翻过来举到脸旁边说 "001"。</w:t>
+              <w:t>动作：说 "Six of them barely held on" 时轻轻摇头；"But one stood out" 停一下；"Its name?" 停一拍，竖起一根手指说 "001"。【后期】手边写出墨线"001"。</w:t>
               <w:br/>
               <w:t>表情和眼神：从失望到惊喜。</w:t>
             </w:r>
@@ -1680,7 +1647,7 @@
           </w:tcPr>
           <w:p>
             <w:r>
-              <w:t>动作：【道具】手里拿钥匙，在面前做插进去、拧的动作，拧到一半停住、抖一下。说完放下手，低下视线，停两秒再抬头。【后期】钥匙周围画出墨线锁。</w:t>
+              <w:t>动作：手捏成拿钥匙的样子（有钥匙就拿真的），在面前做插进去、拧的动作，拧到一半停住、抖一下。说完放下手，低下视线，停两秒再抬头。【后期】钥匙周围画出墨线锁。</w:t>
               <w:br/>
               <w:t>表情和眼神：全片最低的一刻：失落、安静，不要演得太夸张。</w:t>
             </w:r>
@@ -1751,7 +1718,7 @@
           </w:tcPr>
           <w:p>
             <w:r>
-              <w:t>动作：同框时看着 C，轻声问；"Back to square one?" 稍微抬一下眉。</w:t>
+              <w:t>动作：眼神看向画面右侧（假装 C 在那边），轻声问；"Back to square one?" 稍微抬一下眉。</w:t>
               <w:br/>
               <w:t>表情和眼神：担心、替她着急。</w:t>
             </w:r>
@@ -1822,7 +1789,7 @@
           </w:tcPr>
           <w:p>
             <w:r>
-              <w:t>动作：【道具】同一把钥匙。先停一拍（不说话、看镜头），然后把钥匙干脆地拧到底，说出这句；说完可以笑。【后期】墨线锁亮起来。</w:t>
+              <w:t>动作：同一个拿钥匙的手势。先停一拍（不说话、看镜头），然后把钥匙干脆地拧到底，说出这句；说完可以笑。【后期】墨线锁亮起来。</w:t>
               <w:br/>
               <w:t>表情和眼神：全片最高的一刻：释放、开心，但克制。</w:t>
             </w:r>
@@ -1964,7 +1931,7 @@
           </w:tcPr>
           <w:p>
             <w:r>
-              <w:t>动作：同框时听 D 说完，先短促地笑一声，看看 D，再摇头说出来。</w:t>
+              <w:t>动作：先往画面左侧看一眼（假装 D 刚说完），短促地笑一声，再摇头说出来。</w:t>
               <w:br/>
               <w:t>表情和眼神：真心觉得不可思议。</w:t>
             </w:r>
@@ -2106,7 +2073,7 @@
           </w:tcPr>
           <w:p>
             <w:r>
-              <w:t>动作：【道具】面前笔记本。说 "three things" 时竖起三根手指，或在本子上写 1、2、3。</w:t>
+              <w:t>动作：说 "three things" 时竖起三根手指。【后期】手边写出 1、2、3。</w:t>
               <w:br/>
               <w:t>表情和眼神：往前看，语气上扬。</w:t>
             </w:r>
@@ -2177,7 +2144,7 @@
           </w:tcPr>
           <w:p>
             <w:r>
-              <w:t>动作：把手里的东西放下，双手放桌上，深吸一口气，看镜头。</w:t>
+              <w:t>动作：双手放桌上，深吸一口气，看镜头。</w:t>
               <w:br/>
               <w:t>表情和眼神：郑重、平静，带一点期待。</w:t>
             </w:r>
@@ -2319,7 +2286,7 @@
           </w:tcPr>
           <w:p>
             <w:r>
-              <w:t>动作：【道具】拿起自己的手机，屏幕朝镜头举到脸旁边（屏幕随便亮着什么都行）；眉毛挑一下。【后期】屏幕换成墨线新闻标题。</w:t>
+              <w:t>动作：举起一只手，像拿着手机给对方看（有手机就拿真的）；眉毛挑一下。【后期】屏幕换成墨线新闻标题。</w:t>
               <w:br/>
               <w:t>表情和眼神：略带调侃，像在提醒朋友。</w:t>
             </w:r>
@@ -2390,7 +2357,7 @@
           </w:tcPr>
           <w:p>
             <w:r>
-              <w:t>动作：同框时接 B 的话，手指在桌面上方从左到右点五下，对应 computer, protein, cells, animals, patients。【后期】手指点到的地方依次亮起一站。</w:t>
+              <w:t>动作：先往画面左侧看一眼（接 B 的话），手指在桌面上方从左到右点五下，对应 computer, protein, cells, animals, patients。【后期】手指点到的地方依次亮起一站。</w:t>
               <w:br/>
               <w:t>表情和眼神：像在教朋友一个小技巧，友好。</w:t>
             </w:r>
@@ -2461,7 +2428,7 @@
           </w:tcPr>
           <w:p>
             <w:r>
-              <w:t>动作：前两句坐稳、直视镜头；说 "Thanks for watching" 时放松，微笑点头。接着四个人一起入画（见同框说明），对镜头笑一下或挥手。</w:t>
+              <w:t>动作：前两句坐稳、直视镜头；说 "Thanks for watching" 时放松，微笑点头。然后对镜头笑一下或挥手，拍 5 秒（片尾四宫格用）。</w:t>
               <w:br/>
               <w:t>表情和眼神：收得稳，最后一句要温暖。</w:t>
             </w:r>
